--- a/docs/Lessons/Semester_01_GDD_Worked_Example.docx
+++ b/docs/Lessons/Semester_01_GDD_Worked_Example.docx
@@ -1186,7 +1186,19 @@
           <w:sz w:val="22"/>
           <w:szCs w:val="22"/>
         </w:rPr>
-        <w:t xml:space="preserve">Each wave is a new brood, recalibrated based on what the last brood learned before it was destroyed - this is the in-story reason enemy count AND speed both increase wave over wave (Lesson 14), rather than the game just getting arbitrarily harder for no reason. It also gave us a natural explanation for the Level 3 stretch feature we actually built: a formation-marching brood (moving as a group, dropping a row at each edge, instead of each driftling descending independently) represents a more coordinated, more evolved wave type that shows up once a player has pushed the Drift far enough to provoke one.</w:t>
+        <w:t xml:space="preserve">Each wave is a new brood, recalibrated based on what the last brood learned before it was destroyed - this is the in-story reason enemy count AND speed both increase wave over wave (Lesson 14), rather than the game just getting arbitrarily harder for no reason. It also gave us a natural explanation for the Level 3 stretch feature the live class actually built: a formation-marching brood (moving as a group, dropping a row at each edge, instead of each driftling descending independently) represents a more coordinated, more evolved wave type that shows up once a player has pushed the Drift far enough to provoke one.</w:t>
+      </w:r>
+    </w:p>
+    <w:p>
+      <w:pPr>
+        <w:spacing w:after="160"/>
+      </w:pPr>
+      <w:r>
+        <w:rPr>
+          <w:sz w:val="22"/>
+          <w:szCs w:val="22"/>
+        </w:rPr>
+        <w:t xml:space="preserve">The other four Level 3 stretch options, added later in the consolidated reference build, fit the same story without needing a rewrite: a 'lead driftling' bonus enemy (worth more points, moving a bit faster, every other brood) represents an early scout taking point; the destructible shields are Kestrel's own point-defense barriers, not a Drift feature at all; the power-up is a brief burst of salvaged signal-boost tech from a destroyed driftling, explaining why it temporarily speeds up Vega's own fire rate; and the title screen framing - 'Kestrel Watch,' press SPACE to begin your watch - is literally the listening-post duty the station existed for before any of this started.</w:t>
       </w:r>
     </w:p>
     <w:p>
@@ -1944,7 +1956,7 @@
                 <w:sz w:val="18"/>
                 <w:szCs w:val="18"/>
               </w:rPr>
-              <w:t xml:space="preserve">Where our formation-marching brood (the ONE Level 3 stretch feature this project picked and built) shows up - a visibly different, more organized threat late in a run.</w:t>
+              <w:t xml:space="preserve">Where our formation-marching brood shows up - a visibly different, more organized threat late in a run. This was the one Level 3 stretch feature the live class picked and built; the capstone's Complete Codebase reference build later added the other four (shields, a power-up, a bonus enemy, and the Kestrel Watch title/game-over screen) on top of it, so every stretch option has a working example somewhere in the final project.</w:t>
             </w:r>
           </w:p>
         </w:tc>
@@ -1972,7 +1984,7 @@
                 <w:sz w:val="18"/>
                 <w:szCs w:val="18"/>
               </w:rPr>
-              <w:t xml:space="preserve">Done - chosen stretch feature</w:t>
+              <w:t xml:space="preserve">Done - all five stretch options present in the reference build</w:t>
             </w:r>
           </w:p>
         </w:tc>
@@ -3505,7 +3517,7 @@
         <w:spacing w:after="160"/>
       </w:pPr>
       <w:r>
-        <w:t xml:space="preserve">Most of our actual design decisions this semester were really scope decisions: rather than attempting shields, a power-up, a bonus enemy, formation marching, AND a title screen all at once, we picked exactly one (formation marching) once the core loop was solid, and left the other four as ideas for later rather than four half-built features. A smaller, finished idea beats a bigger, half-built one.</w:t>
+        <w:t xml:space="preserve">Most of our actual design decisions this semester were really scope decisions: rather than attempting shields, a power-up, a bonus enemy, formation marching, AND a title screen all at once in the live class, we picked exactly one (formation marching) once the core loop was solid, and left the other four as ideas for later rather than four half-built features. A smaller, finished idea beats a bigger, half-built one. Afterward, once code-complete, we went back and actually built out the other four as part of a single consolidated reference example - at that point it was no longer about keeping a live class's weekly workload small, it was about having one complete, fully-reconciled example to point every future student at, regardless of which single stretch feature their own class session chooses.</w:t>
       </w:r>
     </w:p>
     <w:p>
@@ -4242,7 +4254,65 @@
                 <w:sz w:val="18"/>
                 <w:szCs w:val="18"/>
               </w:rPr>
-              <w:t xml:space="preserve">Capstone wrap-up: confirmed restarting correctly resets wave, count, and speed back to wave 1's values (not wherever the last run left off), and picked ONE Level 3 stretch feature (the formation-marching brood described in World &amp; Characters above) rather than trying to do all five halfway.</w:t>
+              <w:t xml:space="preserve">Capstone wrap-up: confirmed restarting correctly resets wave, count, and speed back to wave 1's values (not wherever the last run left off), and picked ONE Level 3 stretch feature (the formation-marching brood described in World &amp; Characters above) for the live class to build, rather than trying to do all five at once mid-course.</w:t>
+            </w:r>
+          </w:p>
+        </w:tc>
+      </w:tr>
+      <w:tr>
+        <w:tc>
+          <w:tcPr>
+            <w:tcW w:type="dxa" w:w="1360"/>
+            <w:tcBorders>
+              <w:top w:val="single" w:color="CCCCCC" w:sz="2"/>
+              <w:left w:val="single" w:color="CCCCCC" w:sz="2"/>
+              <w:bottom w:val="single" w:color="CCCCCC" w:sz="2"/>
+              <w:right w:val="single" w:color="CCCCCC" w:sz="2"/>
+            </w:tcBorders>
+            <w:shd w:fill="FFFFFF" w:val="clear"/>
+            <w:tcMar>
+              <w:top w:type="dxa" w:w="60"/>
+              <w:left w:type="dxa" w:w="100"/>
+              <w:bottom w:type="dxa" w:w="60"/>
+              <w:right w:type="dxa" w:w="100"/>
+            </w:tcMar>
+            <w:vAlign w:val="top"/>
+          </w:tcPr>
+          <w:p>
+            <w:r>
+              <w:rPr>
+                <w:sz w:val="18"/>
+                <w:szCs w:val="18"/>
+              </w:rPr>
+              <w:t xml:space="preserve">Capstone Codebase</w:t>
+            </w:r>
+          </w:p>
+        </w:tc>
+        <w:tc>
+          <w:tcPr>
+            <w:tcW w:type="dxa" w:w="8000"/>
+            <w:tcBorders>
+              <w:top w:val="single" w:color="CCCCCC" w:sz="2"/>
+              <w:left w:val="single" w:color="CCCCCC" w:sz="2"/>
+              <w:bottom w:val="single" w:color="CCCCCC" w:sz="2"/>
+              <w:right w:val="single" w:color="CCCCCC" w:sz="2"/>
+            </w:tcBorders>
+            <w:shd w:fill="FFFFFF" w:val="clear"/>
+            <w:tcMar>
+              <w:top w:type="dxa" w:w="60"/>
+              <w:left w:type="dxa" w:w="100"/>
+              <w:bottom w:type="dxa" w:w="60"/>
+              <w:right w:type="dxa" w:w="100"/>
+            </w:tcMar>
+            <w:vAlign w:val="top"/>
+          </w:tcPr>
+          <w:p>
+            <w:r>
+              <w:rPr>
+                <w:sz w:val="18"/>
+                <w:szCs w:val="18"/>
+              </w:rPr>
+              <w:t xml:space="preserve">After the semester wrapped, we assembled one consolidated "Complete Codebase" reference build - partly so students who want to see a complete example aren't limited to just the one stretch feature their own class session happened to build. That build implements ALL FIVE of Lesson 14's Level 3 stretch options together (shields, a power-up, a bonus enemy, formation marching, and a title/game-over screen), reconciled so they don't conflict with each other (formation waves and the bonus enemy's tint, for instance, both needed to apply to the SAME enemy without one silently overwriting the other). It also restored several earlier-lesson Level 3 "pick any that interest you" options that a typical live class session skips in the normal course of picking a couple favorites rather than all of them: Lesson 4's distinct enemy color, Lesson 5's striped-row coloring, Lesson 6's centered on-screen text, Lesson 7's per-enemy speed variation, Lesson 9's scoring variety, and Lesson 10's fade-in win/lose text. None of this changes what Level 1 or Level 2 require - it only means the Level 3 "ready to publish" ceiling is now fully built out in one place, for anyone who wants to see every option working at once.</w:t>
             </w:r>
           </w:p>
         </w:tc>
